--- a/June_10/Spring_Notes_Scopes.docx
+++ b/June_10/Spring_Notes_Scopes.docx
@@ -92,15 +92,15 @@
         <w:rPr>
           <w:rFonts w:ascii="Helvetica" w:eastAsia="Times New Roman" w:hAnsi="Helvetica" w:cs="Helvetica"/>
           <w:color w:val="111111"/>
-          <w:sz w:val="28"/>
-          <w:szCs w:val="14"/>
-        </w:rPr>
-      </w:pPr>
-      <w:r>
-        <w:rPr>
-          <w:rFonts w:ascii="Helvetica" w:eastAsia="Times New Roman" w:hAnsi="Helvetica" w:cs="Helvetica"/>
-          <w:color w:val="111111"/>
-          <w:sz w:val="28"/>
+          <w:sz w:val="38"/>
+          <w:szCs w:val="14"/>
+        </w:rPr>
+      </w:pPr>
+      <w:r>
+        <w:rPr>
+          <w:rFonts w:ascii="Helvetica" w:eastAsia="Times New Roman" w:hAnsi="Helvetica" w:cs="Helvetica"/>
+          <w:color w:val="111111"/>
+          <w:sz w:val="38"/>
           <w:szCs w:val="14"/>
         </w:rPr>
         <w:t xml:space="preserve">In the </w:t>
@@ -110,7 +110,7 @@
         <w:rPr>
           <w:rFonts w:ascii="Helvetica" w:eastAsia="Times New Roman" w:hAnsi="Helvetica" w:cs="Helvetica"/>
           <w:color w:val="111111"/>
-          <w:sz w:val="28"/>
+          <w:sz w:val="38"/>
           <w:szCs w:val="14"/>
         </w:rPr>
         <w:t>Spring</w:t>
@@ -120,7 +120,7 @@
         <w:rPr>
           <w:rFonts w:ascii="Helvetica" w:eastAsia="Times New Roman" w:hAnsi="Helvetica" w:cs="Helvetica"/>
           <w:color w:val="111111"/>
-          <w:sz w:val="28"/>
+          <w:sz w:val="38"/>
           <w:szCs w:val="14"/>
         </w:rPr>
         <w:t xml:space="preserve"> framework, the scope of a bean defines its lifecycle and visibility within the application context. Spring supports six types of bean scopes: singleton, prototype, request, session, application, and websocket</w:t>
@@ -130,7 +130,7 @@
           <w:rPr>
             <w:rFonts w:ascii="Helvetica" w:eastAsia="Times New Roman" w:hAnsi="Helvetica" w:cs="Helvetica"/>
             <w:color w:val="174AE4"/>
-            <w:sz w:val="24"/>
+            <w:sz w:val="34"/>
             <w:vertAlign w:val="superscript"/>
           </w:rPr>
           <w:t>1</w:t>
@@ -141,7 +141,7 @@
           <w:rPr>
             <w:rFonts w:ascii="Helvetica" w:eastAsia="Times New Roman" w:hAnsi="Helvetica" w:cs="Helvetica"/>
             <w:color w:val="174AE4"/>
-            <w:sz w:val="24"/>
+            <w:sz w:val="34"/>
             <w:vertAlign w:val="superscript"/>
           </w:rPr>
           <w:t>2</w:t>
@@ -151,7 +151,7 @@
         <w:rPr>
           <w:rFonts w:ascii="Helvetica" w:eastAsia="Times New Roman" w:hAnsi="Helvetica" w:cs="Helvetica"/>
           <w:color w:val="111111"/>
-          <w:sz w:val="28"/>
+          <w:sz w:val="38"/>
           <w:szCs w:val="14"/>
         </w:rPr>
         <w:t>. The last four scopes are only available in a web-aware application context.</w:t>
@@ -166,7 +166,7 @@
           <w:b/>
           <w:bCs/>
           <w:color w:val="111111"/>
-          <w:sz w:val="24"/>
+          <w:sz w:val="42"/>
           <w:szCs w:val="16"/>
         </w:rPr>
       </w:pPr>
@@ -180,7 +180,7 @@
           <w:b/>
           <w:bCs/>
           <w:color w:val="111111"/>
-          <w:sz w:val="24"/>
+          <w:sz w:val="40"/>
           <w:szCs w:val="16"/>
         </w:rPr>
       </w:pPr>
@@ -190,7 +190,7 @@
           <w:b/>
           <w:bCs/>
           <w:color w:val="111111"/>
-          <w:sz w:val="24"/>
+          <w:sz w:val="40"/>
           <w:szCs w:val="16"/>
         </w:rPr>
         <w:t>Singleton Scope</w:t>
@@ -204,6 +204,7 @@
         <w:rPr>
           <w:rFonts w:ascii="Helvetica" w:eastAsia="Times New Roman" w:hAnsi="Helvetica" w:cs="Helvetica"/>
           <w:color w:val="111111"/>
+          <w:sz w:val="38"/>
           <w:szCs w:val="14"/>
         </w:rPr>
       </w:pPr>
@@ -217,13 +218,15 @@
         <w:rPr>
           <w:rFonts w:ascii="Helvetica" w:eastAsia="Times New Roman" w:hAnsi="Helvetica" w:cs="Helvetica"/>
           <w:color w:val="111111"/>
-          <w:szCs w:val="14"/>
-        </w:rPr>
-      </w:pPr>
-      <w:r>
-        <w:rPr>
-          <w:rFonts w:ascii="Helvetica" w:eastAsia="Times New Roman" w:hAnsi="Helvetica" w:cs="Helvetica"/>
-          <w:color w:val="111111"/>
+          <w:sz w:val="38"/>
+          <w:szCs w:val="14"/>
+        </w:rPr>
+      </w:pPr>
+      <w:r>
+        <w:rPr>
+          <w:rFonts w:ascii="Helvetica" w:eastAsia="Times New Roman" w:hAnsi="Helvetica" w:cs="Helvetica"/>
+          <w:color w:val="111111"/>
+          <w:sz w:val="38"/>
           <w:szCs w:val="14"/>
         </w:rPr>
         <w:t xml:space="preserve">The singleton scope is the default scope in </w:t>
@@ -233,6 +236,7 @@
         <w:rPr>
           <w:rFonts w:ascii="Helvetica" w:eastAsia="Times New Roman" w:hAnsi="Helvetica" w:cs="Helvetica"/>
           <w:color w:val="111111"/>
+          <w:sz w:val="38"/>
           <w:szCs w:val="14"/>
         </w:rPr>
         <w:t>Spring</w:t>
@@ -242,6 +246,7 @@
         <w:rPr>
           <w:rFonts w:ascii="Helvetica" w:eastAsia="Times New Roman" w:hAnsi="Helvetica" w:cs="Helvetica"/>
           <w:color w:val="111111"/>
+          <w:sz w:val="38"/>
           <w:szCs w:val="14"/>
         </w:rPr>
         <w:t xml:space="preserve">. When a bean is defined with the singleton scope, the </w:t>
@@ -251,6 +256,7 @@
         <w:rPr>
           <w:rFonts w:ascii="Helvetica" w:eastAsia="Times New Roman" w:hAnsi="Helvetica" w:cs="Helvetica"/>
           <w:color w:val="111111"/>
+          <w:sz w:val="38"/>
           <w:szCs w:val="14"/>
         </w:rPr>
         <w:t>Spring</w:t>
@@ -260,6 +266,7 @@
         <w:rPr>
           <w:rFonts w:ascii="Helvetica" w:eastAsia="Times New Roman" w:hAnsi="Helvetica" w:cs="Helvetica"/>
           <w:color w:val="111111"/>
+          <w:sz w:val="38"/>
           <w:szCs w:val="14"/>
         </w:rPr>
         <w:t xml:space="preserve"> container creates a single instance of that bean, and all requests for that bean name return the same object. Any modifications to the object will be reflected in all references to the bean. This scope is ideal for stateless beans.</w:t>
@@ -487,7 +494,7 @@
           <w:b/>
           <w:bCs/>
           <w:color w:val="111111"/>
-          <w:sz w:val="24"/>
+          <w:sz w:val="40"/>
           <w:szCs w:val="16"/>
         </w:rPr>
       </w:pPr>
@@ -497,7 +504,7 @@
           <w:b/>
           <w:bCs/>
           <w:color w:val="111111"/>
-          <w:sz w:val="24"/>
+          <w:sz w:val="40"/>
           <w:szCs w:val="16"/>
         </w:rPr>
         <w:t>Prototype Scope</w:t>
@@ -512,22 +519,35 @@
         <w:rPr>
           <w:rFonts w:ascii="Helvetica" w:eastAsia="Times New Roman" w:hAnsi="Helvetica" w:cs="Helvetica"/>
           <w:color w:val="111111"/>
-          <w:szCs w:val="14"/>
-        </w:rPr>
-      </w:pPr>
-      <w:r>
-        <w:rPr>
-          <w:rFonts w:ascii="Helvetica" w:eastAsia="Times New Roman" w:hAnsi="Helvetica" w:cs="Helvetica"/>
-          <w:color w:val="111111"/>
-          <w:szCs w:val="14"/>
-        </w:rPr>
-        <w:t xml:space="preserve">A bean with the prototype scope will return a different instance every time it is requested from the container. This scope is suitable for </w:t>
+          <w:sz w:val="38"/>
+          <w:szCs w:val="14"/>
+        </w:rPr>
+      </w:pPr>
+      <w:r>
+        <w:rPr>
+          <w:rFonts w:ascii="Helvetica" w:eastAsia="Times New Roman" w:hAnsi="Helvetica" w:cs="Helvetica"/>
+          <w:color w:val="111111"/>
+          <w:sz w:val="38"/>
+          <w:szCs w:val="14"/>
+        </w:rPr>
+        <w:t xml:space="preserve">A bean with the prototype scope will return a different instance every time it is requested from the </w:t>
+      </w:r>
+      <w:r>
+        <w:rPr>
+          <w:rFonts w:ascii="Helvetica" w:eastAsia="Times New Roman" w:hAnsi="Helvetica" w:cs="Helvetica"/>
+          <w:color w:val="111111"/>
+          <w:sz w:val="38"/>
+          <w:szCs w:val="14"/>
+        </w:rPr>
+        <w:lastRenderedPageBreak/>
+        <w:t xml:space="preserve">container. This scope is suitable for </w:t>
       </w:r>
       <w:proofErr w:type="spellStart"/>
       <w:r>
         <w:rPr>
           <w:rFonts w:ascii="Helvetica" w:eastAsia="Times New Roman" w:hAnsi="Helvetica" w:cs="Helvetica"/>
           <w:color w:val="111111"/>
+          <w:sz w:val="38"/>
           <w:szCs w:val="14"/>
         </w:rPr>
         <w:t>stateful</w:t>
@@ -537,6 +557,7 @@
         <w:rPr>
           <w:rFonts w:ascii="Helvetica" w:eastAsia="Times New Roman" w:hAnsi="Helvetica" w:cs="Helvetica"/>
           <w:color w:val="111111"/>
+          <w:sz w:val="38"/>
           <w:szCs w:val="14"/>
         </w:rPr>
         <w:t xml:space="preserve"> beans, where each instance maintains its own state.</w:t>
@@ -549,6 +570,7 @@
         <w:rPr>
           <w:rFonts w:ascii="Helvetica" w:eastAsia="Times New Roman" w:hAnsi="Helvetica" w:cs="Helvetica"/>
           <w:color w:val="111111"/>
+          <w:sz w:val="38"/>
           <w:szCs w:val="14"/>
         </w:rPr>
       </w:pPr>
@@ -560,13 +582,15 @@
         <w:rPr>
           <w:rFonts w:ascii="Helvetica" w:eastAsia="Times New Roman" w:hAnsi="Helvetica" w:cs="Helvetica"/>
           <w:color w:val="111111"/>
-          <w:szCs w:val="14"/>
-        </w:rPr>
-      </w:pPr>
-      <w:r>
-        <w:rPr>
-          <w:rFonts w:ascii="Helvetica" w:eastAsia="Times New Roman" w:hAnsi="Helvetica" w:cs="Helvetica"/>
-          <w:color w:val="111111"/>
+          <w:sz w:val="32"/>
+          <w:szCs w:val="14"/>
+        </w:rPr>
+      </w:pPr>
+      <w:r>
+        <w:rPr>
+          <w:rFonts w:ascii="Helvetica" w:eastAsia="Times New Roman" w:hAnsi="Helvetica" w:cs="Helvetica"/>
+          <w:color w:val="111111"/>
+          <w:sz w:val="32"/>
           <w:szCs w:val="14"/>
         </w:rPr>
         <w:t>Example:</w:t>
@@ -579,6 +603,7 @@
         <w:rPr>
           <w:rFonts w:ascii="Consolas" w:eastAsia="Times New Roman" w:hAnsi="Consolas" w:cs="Helvetica"/>
           <w:color w:val="444444"/>
+          <w:sz w:val="32"/>
           <w:szCs w:val="14"/>
         </w:rPr>
       </w:pPr>
@@ -590,13 +615,15 @@
         <w:rPr>
           <w:rFonts w:ascii="Consolas" w:eastAsia="Times New Roman" w:hAnsi="Consolas" w:cs="Helvetica"/>
           <w:color w:val="444444"/>
-          <w:szCs w:val="14"/>
-        </w:rPr>
-      </w:pPr>
-      <w:r>
-        <w:rPr>
-          <w:rFonts w:ascii="Consolas" w:eastAsia="Times New Roman" w:hAnsi="Consolas" w:cs="Helvetica"/>
-          <w:color w:val="444444"/>
+          <w:sz w:val="32"/>
+          <w:szCs w:val="14"/>
+        </w:rPr>
+      </w:pPr>
+      <w:r>
+        <w:rPr>
+          <w:rFonts w:ascii="Consolas" w:eastAsia="Times New Roman" w:hAnsi="Consolas" w:cs="Helvetica"/>
+          <w:color w:val="444444"/>
+          <w:sz w:val="32"/>
           <w:szCs w:val="14"/>
         </w:rPr>
         <w:t>@Bean</w:t>
@@ -609,6 +636,7 @@
         <w:rPr>
           <w:rFonts w:ascii="Consolas" w:eastAsia="Times New Roman" w:hAnsi="Consolas" w:cs="Helvetica"/>
           <w:color w:val="444444"/>
+          <w:sz w:val="32"/>
           <w:szCs w:val="14"/>
         </w:rPr>
       </w:pPr>
@@ -617,6 +645,7 @@
         <w:rPr>
           <w:rFonts w:ascii="Consolas" w:eastAsia="Times New Roman" w:hAnsi="Consolas" w:cs="Helvetica"/>
           <w:color w:val="444444"/>
+          <w:sz w:val="32"/>
           <w:szCs w:val="14"/>
         </w:rPr>
         <w:t>@Scope(</w:t>
@@ -626,6 +655,7 @@
         <w:rPr>
           <w:rFonts w:ascii="Consolas" w:eastAsia="Times New Roman" w:hAnsi="Consolas" w:cs="Helvetica"/>
           <w:color w:val="C80000"/>
+          <w:sz w:val="32"/>
           <w:szCs w:val="14"/>
         </w:rPr>
         <w:t>"prototype"</w:t>
@@ -634,6 +664,7 @@
         <w:rPr>
           <w:rFonts w:ascii="Consolas" w:eastAsia="Times New Roman" w:hAnsi="Consolas" w:cs="Helvetica"/>
           <w:color w:val="444444"/>
+          <w:sz w:val="32"/>
           <w:szCs w:val="14"/>
         </w:rPr>
         <w:t>)</w:t>
@@ -646,6 +677,7 @@
         <w:rPr>
           <w:rFonts w:ascii="Consolas" w:eastAsia="Times New Roman" w:hAnsi="Consolas" w:cs="Helvetica"/>
           <w:color w:val="444444"/>
+          <w:sz w:val="32"/>
           <w:szCs w:val="14"/>
         </w:rPr>
       </w:pPr>
@@ -654,6 +686,7 @@
         <w:rPr>
           <w:rFonts w:ascii="Consolas" w:eastAsia="Times New Roman" w:hAnsi="Consolas" w:cs="Helvetica"/>
           <w:color w:val="106EBE"/>
+          <w:sz w:val="32"/>
           <w:szCs w:val="14"/>
         </w:rPr>
         <w:t>public</w:t>
@@ -663,6 +696,7 @@
         <w:rPr>
           <w:rFonts w:ascii="Consolas" w:eastAsia="Times New Roman" w:hAnsi="Consolas" w:cs="Helvetica"/>
           <w:color w:val="444444"/>
+          <w:sz w:val="32"/>
           <w:szCs w:val="14"/>
         </w:rPr>
         <w:t xml:space="preserve"> Person </w:t>
@@ -672,6 +706,7 @@
         <w:rPr>
           <w:rFonts w:ascii="Consolas" w:eastAsia="Times New Roman" w:hAnsi="Consolas" w:cs="Helvetica"/>
           <w:color w:val="444444"/>
+          <w:sz w:val="32"/>
           <w:szCs w:val="14"/>
         </w:rPr>
         <w:t>personPrototype</w:t>
@@ -681,6 +716,7 @@
         <w:rPr>
           <w:rFonts w:ascii="Consolas" w:eastAsia="Times New Roman" w:hAnsi="Consolas" w:cs="Helvetica"/>
           <w:color w:val="444444"/>
+          <w:sz w:val="32"/>
           <w:szCs w:val="14"/>
         </w:rPr>
         <w:t>() {</w:t>
@@ -693,6 +729,7 @@
         <w:rPr>
           <w:rFonts w:ascii="Consolas" w:eastAsia="Times New Roman" w:hAnsi="Consolas" w:cs="Helvetica"/>
           <w:color w:val="444444"/>
+          <w:sz w:val="32"/>
           <w:szCs w:val="14"/>
         </w:rPr>
       </w:pPr>
@@ -701,6 +738,7 @@
         <w:rPr>
           <w:rFonts w:ascii="Consolas" w:eastAsia="Times New Roman" w:hAnsi="Consolas" w:cs="Helvetica"/>
           <w:color w:val="106EBE"/>
+          <w:sz w:val="32"/>
           <w:szCs w:val="14"/>
         </w:rPr>
         <w:t>return</w:t>
@@ -710,6 +748,7 @@
         <w:rPr>
           <w:rFonts w:ascii="Consolas" w:eastAsia="Times New Roman" w:hAnsi="Consolas" w:cs="Helvetica"/>
           <w:color w:val="106EBE"/>
+          <w:sz w:val="32"/>
           <w:szCs w:val="14"/>
         </w:rPr>
         <w:t xml:space="preserve"> new</w:t>
@@ -718,6 +757,7 @@
         <w:rPr>
           <w:rFonts w:ascii="Consolas" w:eastAsia="Times New Roman" w:hAnsi="Consolas" w:cs="Helvetica"/>
           <w:color w:val="444444"/>
+          <w:sz w:val="32"/>
           <w:szCs w:val="14"/>
         </w:rPr>
         <w:t> Person();</w:t>
@@ -730,13 +770,15 @@
         <w:rPr>
           <w:rFonts w:ascii="Consolas" w:eastAsia="Times New Roman" w:hAnsi="Consolas" w:cs="Helvetica"/>
           <w:color w:val="444444"/>
-          <w:szCs w:val="14"/>
-        </w:rPr>
-      </w:pPr>
-      <w:r>
-        <w:rPr>
-          <w:rFonts w:ascii="Consolas" w:eastAsia="Times New Roman" w:hAnsi="Consolas" w:cs="Helvetica"/>
-          <w:color w:val="444444"/>
+          <w:sz w:val="32"/>
+          <w:szCs w:val="14"/>
+        </w:rPr>
+      </w:pPr>
+      <w:r>
+        <w:rPr>
+          <w:rFonts w:ascii="Consolas" w:eastAsia="Times New Roman" w:hAnsi="Consolas" w:cs="Helvetica"/>
+          <w:color w:val="444444"/>
+          <w:sz w:val="32"/>
           <w:szCs w:val="14"/>
         </w:rPr>
         <w:t>}</w:t>
@@ -834,7 +876,6 @@
           <w:color w:val="444444"/>
           <w:szCs w:val="14"/>
         </w:rPr>
-        <w:lastRenderedPageBreak/>
         <w:t>@Bean</w:t>
       </w:r>
     </w:p>
@@ -1568,6 +1609,7 @@
           <w:color w:val="444444"/>
           <w:szCs w:val="14"/>
         </w:rPr>
+        <w:lastRenderedPageBreak/>
         <w:t>}</w:t>
       </w:r>
     </w:p>
@@ -2102,7 +2144,6 @@
           <w:bCs w:val="0"/>
           <w:color w:val="2C2C2C"/>
         </w:rPr>
-        <w:lastRenderedPageBreak/>
         <w:t> Introduction</w:t>
       </w:r>
     </w:p>
@@ -2347,6 +2388,7 @@
           <w:rStyle w:val="Strong"/>
           <w:sz w:val="28"/>
         </w:rPr>
+        <w:lastRenderedPageBreak/>
         <w:t xml:space="preserve">Bean </w:t>
       </w:r>
       <w:proofErr w:type="gramStart"/>
@@ -2549,7 +2591,6 @@
           <w:bCs/>
           <w:color w:val="414141"/>
         </w:rPr>
-        <w:lastRenderedPageBreak/>
         <w:t xml:space="preserve">1. Loading Bean </w:t>
       </w:r>
       <w:proofErr w:type="gramStart"/>
@@ -2840,6 +2881,7 @@
         <w:rPr>
           <w:rStyle w:val="Strong"/>
         </w:rPr>
+        <w:lastRenderedPageBreak/>
         <w:t>Dependency Injection:</w:t>
       </w:r>
       <w:r>
@@ -3163,11 +3205,7 @@
         <w:t>Example:</w:t>
       </w:r>
       <w:r>
-        <w:t xml:space="preserve"> Here the bean is prepared for use. This includes setting properties (if not already done in instantiation), performing validation, setting up database connections, initializing caches, </w:t>
-      </w:r>
-      <w:r>
-        <w:lastRenderedPageBreak/>
-        <w:t>configuring logging, and executing any custom initialization logic such as loading configuration files or establishing network connections.</w:t>
+        <w:t> Here the bean is prepared for use. This includes setting properties (if not already done in instantiation), performing validation, setting up database connections, initializing caches, configuring logging, and executing any custom initialization logic such as loading configuration files or establishing network connections.</w:t>
       </w:r>
     </w:p>
     <w:p>
@@ -3461,6 +3499,7 @@
         <w:rPr>
           <w:rStyle w:val="Strong"/>
         </w:rPr>
+        <w:lastRenderedPageBreak/>
         <w:t xml:space="preserve">Using </w:t>
       </w:r>
       <w:proofErr w:type="spellStart"/>
@@ -4112,7 +4151,6 @@
           <w:sz w:val="14"/>
           <w:szCs w:val="14"/>
         </w:rPr>
-        <w:lastRenderedPageBreak/>
         <w:t>Using XML Configuration</w:t>
       </w:r>
     </w:p>
@@ -5355,6 +5393,7 @@
           <w:sz w:val="14"/>
           <w:szCs w:val="14"/>
         </w:rPr>
+        <w:lastRenderedPageBreak/>
         <w:t>import</w:t>
       </w:r>
       <w:proofErr w:type="gramEnd"/>
@@ -6873,7 +6912,6 @@
           <w:sz w:val="14"/>
           <w:szCs w:val="14"/>
         </w:rPr>
-        <w:lastRenderedPageBreak/>
         <w:t>&lt;!DOCTYPE</w:t>
       </w:r>
       <w:proofErr w:type="gramEnd"/>
@@ -8161,6 +8199,13 @@
   </w:num>
   <w:num w:numId="4">
     <w:abstractNumId w:val="3"/>
+    <w:lvlOverride w:ilvl="0">
+      <w:lvl w:ilvl="0">
+        <w:numFmt w:val="decimal"/>
+        <w:lvlText w:val=""/>
+        <w:lvlJc w:val="left"/>
+      </w:lvl>
+    </w:lvlOverride>
     <w:lvlOverride w:ilvl="1">
       <w:lvl w:ilvl="1">
         <w:numFmt w:val="decimal"/>
